--- a/CT60A5401 Game Development Project/Project 2/feature_form.docx
+++ b/CT60A5401 Game Development Project/Project 2/feature_form.docx
@@ -1,6 +1,6 @@
 
 <file path=word/document.xml><?xml version="1.0" encoding="utf-8"?>
-<w:document xmlns:wpc="http://schemas.microsoft.com/office/word/2010/wordprocessingCanvas" xmlns:cx="http://schemas.microsoft.com/office/drawing/2014/chartex" xmlns:cx1="http://schemas.microsoft.com/office/drawing/2015/9/8/chartex" xmlns:cx2="http://schemas.microsoft.com/office/drawing/2015/10/21/chartex" xmlns:cx3="http://schemas.microsoft.com/office/drawing/2016/5/9/chartex" xmlns:cx4="http://schemas.microsoft.com/office/drawing/2016/5/10/chartex" xmlns:cx5="http://schemas.microsoft.com/office/drawing/2016/5/11/chartex" xmlns:cx6="http://schemas.microsoft.com/office/drawing/2016/5/12/chartex" xmlns:cx7="http://schemas.microsoft.com/office/drawing/2016/5/13/chartex" xmlns:cx8="http://schemas.microsoft.com/office/drawing/2016/5/14/chartex" xmlns:mc="http://schemas.openxmlformats.org/markup-compatibility/2006" xmlns:aink="http://schemas.microsoft.com/office/drawing/2016/ink" xmlns:am3d="http://schemas.microsoft.com/office/drawing/2017/model3d" xmlns:o="urn:schemas-microsoft-com:office:office" xmlns:oel="http://schemas.microsoft.com/office/2019/extlst" xmlns:r="http://schemas.openxmlformats.org/officeDocument/2006/relationships" xmlns:m="http://schemas.openxmlformats.org/officeDocument/2006/math" xmlns:v="urn:schemas-microsoft-com:vml" xmlns:wp14="http://schemas.microsoft.com/office/word/2010/wordprocessingDrawing" xmlns:wp="http://schemas.openxmlformats.org/drawingml/2006/wordprocessingDrawing" xmlns:w10="urn:schemas-microsoft-com:office:word" xmlns:w="http://schemas.openxmlformats.org/wordprocessingml/2006/main" xmlns:w14="http://schemas.microsoft.com/office/word/2010/wordml" xmlns:w15="http://schemas.microsoft.com/office/word/2012/wordml" xmlns:w16cex="http://schemas.microsoft.com/office/word/2018/wordml/cex" xmlns:w16cid="http://schemas.microsoft.com/office/word/2016/wordml/cid" xmlns:w16="http://schemas.microsoft.com/office/word/2018/wordml" xmlns:w16sdtdh="http://schemas.microsoft.com/office/word/2020/wordml/sdtdatahash" xmlns:w16se="http://schemas.microsoft.com/office/word/2015/wordml/symex" xmlns:wpg="http://schemas.microsoft.com/office/word/2010/wordprocessingGroup" xmlns:wpi="http://schemas.microsoft.com/office/word/2010/wordprocessingInk" xmlns:wne="http://schemas.microsoft.com/office/word/2006/wordml" xmlns:wps="http://schemas.microsoft.com/office/word/2010/wordprocessingShape" mc:Ignorable="w14 w15 w16se w16cid w16 w16cex w16sdtdh wp14">
+<w:document xmlns:wpc="http://schemas.microsoft.com/office/word/2010/wordprocessingCanvas" xmlns:cx="http://schemas.microsoft.com/office/drawing/2014/chartex" xmlns:cx1="http://schemas.microsoft.com/office/drawing/2015/9/8/chartex" xmlns:cx2="http://schemas.microsoft.com/office/drawing/2015/10/21/chartex" xmlns:cx3="http://schemas.microsoft.com/office/drawing/2016/5/9/chartex" xmlns:cx4="http://schemas.microsoft.com/office/drawing/2016/5/10/chartex" xmlns:cx5="http://schemas.microsoft.com/office/drawing/2016/5/11/chartex" xmlns:cx6="http://schemas.microsoft.com/office/drawing/2016/5/12/chartex" xmlns:cx7="http://schemas.microsoft.com/office/drawing/2016/5/13/chartex" xmlns:cx8="http://schemas.microsoft.com/office/drawing/2016/5/14/chartex" xmlns:mc="http://schemas.openxmlformats.org/markup-compatibility/2006" xmlns:aink="http://schemas.microsoft.com/office/drawing/2016/ink" xmlns:am3d="http://schemas.microsoft.com/office/drawing/2017/model3d" xmlns:o="urn:schemas-microsoft-com:office:office" xmlns:oel="http://schemas.microsoft.com/office/2019/extlst" xmlns:r="http://schemas.openxmlformats.org/officeDocument/2006/relationships" xmlns:m="http://schemas.openxmlformats.org/officeDocument/2006/math" xmlns:v="urn:schemas-microsoft-com:vml" xmlns:wp14="http://schemas.microsoft.com/office/word/2010/wordprocessingDrawing" xmlns:wp="http://schemas.openxmlformats.org/drawingml/2006/wordprocessingDrawing" xmlns:w10="urn:schemas-microsoft-com:office:word" xmlns:w="http://schemas.openxmlformats.org/wordprocessingml/2006/main" xmlns:w14="http://schemas.microsoft.com/office/word/2010/wordml" xmlns:w15="http://schemas.microsoft.com/office/word/2012/wordml" xmlns:w16cex="http://schemas.microsoft.com/office/word/2018/wordml/cex" xmlns:w16cid="http://schemas.microsoft.com/office/word/2016/wordml/cid" xmlns:w16="http://schemas.microsoft.com/office/word/2018/wordml" xmlns:w16du="http://schemas.microsoft.com/office/word/2023/wordml/word16du" xmlns:w16sdtdh="http://schemas.microsoft.com/office/word/2020/wordml/sdtdatahash" xmlns:w16sdtfl="http://schemas.microsoft.com/office/word/2024/wordml/sdtformatlock" xmlns:w16se="http://schemas.microsoft.com/office/word/2015/wordml/symex" xmlns:wpg="http://schemas.microsoft.com/office/word/2010/wordprocessingGroup" xmlns:wpi="http://schemas.microsoft.com/office/word/2010/wordprocessingInk" xmlns:wne="http://schemas.microsoft.com/office/word/2006/wordml" xmlns:wps="http://schemas.microsoft.com/office/word/2010/wordprocessingShape" mc:Ignorable="w14 w15 w16se w16cid w16 w16cex w16sdtdh w16sdtfl w16du wp14">
   <w:body>
     <w:p>
       <w:pPr>
@@ -187,25 +187,27 @@
           <w:p>
             <w:pPr>
               <w:rPr>
-                <w:rFonts w:ascii="Arial" w:hAnsi="Arial" w:cs="Arial"/>
-                <w:b/>
-                <w:bCs/>
-                <w:sz w:val="24"/>
-                <w:szCs w:val="24"/>
-                <w:lang w:val="en-GB"/>
-              </w:rPr>
-            </w:pPr>
-            <w:r>
-              <w:rPr>
-                <w:rFonts w:ascii="Arial" w:hAnsi="Arial" w:cs="Arial"/>
-                <w:b/>
-                <w:bCs/>
-                <w:sz w:val="24"/>
-                <w:szCs w:val="24"/>
-                <w:lang w:val="en-GB"/>
-              </w:rPr>
-              <w:t>Attack of the placeholder texts</w:t>
-            </w:r>
+                <w:rFonts w:ascii="Arial" w:hAnsi="Arial" w:cs="Arial" w:hint="eastAsia"/>
+                <w:b/>
+                <w:bCs/>
+                <w:sz w:val="24"/>
+                <w:szCs w:val="24"/>
+                <w:lang w:val="en-GB" w:eastAsia="ko-KR"/>
+              </w:rPr>
+            </w:pPr>
+            <w:proofErr w:type="spellStart"/>
+            <w:r>
+              <w:rPr>
+                <w:rFonts w:ascii="Arial" w:hAnsi="Arial" w:cs="Arial" w:hint="eastAsia"/>
+                <w:b/>
+                <w:bCs/>
+                <w:sz w:val="24"/>
+                <w:szCs w:val="24"/>
+                <w:lang w:val="en-GB" w:eastAsia="ko-KR"/>
+              </w:rPr>
+              <w:t>PaliPali</w:t>
+            </w:r>
+            <w:proofErr w:type="spellEnd"/>
           </w:p>
         </w:tc>
       </w:tr>
@@ -246,24 +248,24 @@
           <w:p>
             <w:pPr>
               <w:rPr>
-                <w:rFonts w:ascii="Arial" w:hAnsi="Arial" w:cs="Arial"/>
-                <w:b/>
-                <w:bCs/>
-                <w:sz w:val="24"/>
-                <w:szCs w:val="24"/>
-                <w:lang w:val="en-GB"/>
-              </w:rPr>
-            </w:pPr>
-            <w:r>
-              <w:rPr>
-                <w:rFonts w:ascii="Arial" w:hAnsi="Arial" w:cs="Arial"/>
-                <w:b/>
-                <w:bCs/>
-                <w:sz w:val="24"/>
-                <w:szCs w:val="24"/>
-                <w:lang w:val="en-GB"/>
-              </w:rPr>
-              <w:t>Brian Kottarainen</w:t>
+                <w:rFonts w:ascii="Arial" w:hAnsi="Arial" w:cs="Arial" w:hint="eastAsia"/>
+                <w:b/>
+                <w:bCs/>
+                <w:sz w:val="24"/>
+                <w:szCs w:val="24"/>
+                <w:lang w:val="en-GB" w:eastAsia="ko-KR"/>
+              </w:rPr>
+            </w:pPr>
+            <w:r>
+              <w:rPr>
+                <w:rFonts w:ascii="Arial" w:hAnsi="Arial" w:cs="Arial" w:hint="eastAsia"/>
+                <w:b/>
+                <w:bCs/>
+                <w:sz w:val="24"/>
+                <w:szCs w:val="24"/>
+                <w:lang w:val="en-GB" w:eastAsia="ko-KR"/>
+              </w:rPr>
+              <w:t>Hyechan Shin</w:t>
             </w:r>
           </w:p>
         </w:tc>
@@ -568,14 +570,25 @@
           <w:p>
             <w:pPr>
               <w:rPr>
-                <w:rFonts w:ascii="Arial" w:hAnsi="Arial" w:cs="Arial"/>
-                <w:b/>
-                <w:bCs/>
-                <w:sz w:val="24"/>
-                <w:szCs w:val="24"/>
-                <w:lang w:val="en-GB"/>
-              </w:rPr>
-            </w:pPr>
+                <w:rFonts w:ascii="Arial" w:hAnsi="Arial" w:cs="Arial" w:hint="eastAsia"/>
+                <w:b/>
+                <w:bCs/>
+                <w:sz w:val="24"/>
+                <w:szCs w:val="24"/>
+                <w:lang w:val="en-GB" w:eastAsia="ko-KR"/>
+              </w:rPr>
+            </w:pPr>
+            <w:r>
+              <w:rPr>
+                <w:rFonts w:ascii="Arial" w:hAnsi="Arial" w:cs="Arial" w:hint="eastAsia"/>
+                <w:b/>
+                <w:bCs/>
+                <w:sz w:val="24"/>
+                <w:szCs w:val="24"/>
+                <w:lang w:val="en-GB" w:eastAsia="ko-KR"/>
+              </w:rPr>
+              <w:t>1</w:t>
+            </w:r>
           </w:p>
         </w:tc>
       </w:tr>
@@ -688,14 +701,25 @@
           <w:p>
             <w:pPr>
               <w:rPr>
-                <w:rFonts w:ascii="Arial" w:hAnsi="Arial" w:cs="Arial"/>
-                <w:b/>
-                <w:bCs/>
-                <w:sz w:val="24"/>
-                <w:szCs w:val="24"/>
-                <w:lang w:val="en-GB"/>
-              </w:rPr>
-            </w:pPr>
+                <w:rFonts w:ascii="Arial" w:hAnsi="Arial" w:cs="Arial" w:hint="eastAsia"/>
+                <w:b/>
+                <w:bCs/>
+                <w:sz w:val="24"/>
+                <w:szCs w:val="24"/>
+                <w:lang w:val="en-GB" w:eastAsia="ko-KR"/>
+              </w:rPr>
+            </w:pPr>
+            <w:r>
+              <w:rPr>
+                <w:rFonts w:ascii="Arial" w:hAnsi="Arial" w:cs="Arial" w:hint="eastAsia"/>
+                <w:b/>
+                <w:bCs/>
+                <w:sz w:val="24"/>
+                <w:szCs w:val="24"/>
+                <w:lang w:val="en-GB" w:eastAsia="ko-KR"/>
+              </w:rPr>
+              <w:t>0</w:t>
+            </w:r>
           </w:p>
         </w:tc>
       </w:tr>
@@ -741,14 +765,25 @@
           <w:p>
             <w:pPr>
               <w:rPr>
-                <w:rFonts w:ascii="Arial" w:hAnsi="Arial" w:cs="Arial"/>
-                <w:b/>
-                <w:bCs/>
-                <w:sz w:val="24"/>
-                <w:szCs w:val="24"/>
-                <w:lang w:val="en-GB"/>
-              </w:rPr>
-            </w:pPr>
+                <w:rFonts w:ascii="Arial" w:hAnsi="Arial" w:cs="Arial" w:hint="eastAsia"/>
+                <w:b/>
+                <w:bCs/>
+                <w:sz w:val="24"/>
+                <w:szCs w:val="24"/>
+                <w:lang w:val="en-GB" w:eastAsia="ko-KR"/>
+              </w:rPr>
+            </w:pPr>
+            <w:r>
+              <w:rPr>
+                <w:rFonts w:ascii="Arial" w:hAnsi="Arial" w:cs="Arial" w:hint="eastAsia"/>
+                <w:b/>
+                <w:bCs/>
+                <w:sz w:val="24"/>
+                <w:szCs w:val="24"/>
+                <w:lang w:val="en-GB" w:eastAsia="ko-KR"/>
+              </w:rPr>
+              <w:t>1</w:t>
+            </w:r>
           </w:p>
         </w:tc>
       </w:tr>
@@ -872,14 +907,25 @@
           <w:p>
             <w:pPr>
               <w:rPr>
-                <w:rFonts w:ascii="Arial" w:hAnsi="Arial" w:cs="Arial"/>
-                <w:b/>
-                <w:bCs/>
-                <w:sz w:val="24"/>
-                <w:szCs w:val="24"/>
-                <w:lang w:val="en-GB"/>
-              </w:rPr>
-            </w:pPr>
+                <w:rFonts w:ascii="Arial" w:hAnsi="Arial" w:cs="Arial" w:hint="eastAsia"/>
+                <w:b/>
+                <w:bCs/>
+                <w:sz w:val="24"/>
+                <w:szCs w:val="24"/>
+                <w:lang w:val="en-GB" w:eastAsia="ko-KR"/>
+              </w:rPr>
+            </w:pPr>
+            <w:r>
+              <w:rPr>
+                <w:rFonts w:ascii="Arial" w:hAnsi="Arial" w:cs="Arial" w:hint="eastAsia"/>
+                <w:b/>
+                <w:bCs/>
+                <w:sz w:val="24"/>
+                <w:szCs w:val="24"/>
+                <w:lang w:val="en-GB" w:eastAsia="ko-KR"/>
+              </w:rPr>
+              <w:t>1</w:t>
+            </w:r>
           </w:p>
         </w:tc>
       </w:tr>
@@ -960,14 +1006,25 @@
           <w:p>
             <w:pPr>
               <w:rPr>
-                <w:rFonts w:ascii="Arial" w:hAnsi="Arial" w:cs="Arial"/>
-                <w:b/>
-                <w:bCs/>
-                <w:sz w:val="24"/>
-                <w:szCs w:val="24"/>
-                <w:lang w:val="en-GB"/>
-              </w:rPr>
-            </w:pPr>
+                <w:rFonts w:ascii="Arial" w:hAnsi="Arial" w:cs="Arial" w:hint="eastAsia"/>
+                <w:b/>
+                <w:bCs/>
+                <w:sz w:val="24"/>
+                <w:szCs w:val="24"/>
+                <w:lang w:val="en-GB" w:eastAsia="ko-KR"/>
+              </w:rPr>
+            </w:pPr>
+            <w:r>
+              <w:rPr>
+                <w:rFonts w:ascii="Arial" w:hAnsi="Arial" w:cs="Arial" w:hint="eastAsia"/>
+                <w:b/>
+                <w:bCs/>
+                <w:sz w:val="24"/>
+                <w:szCs w:val="24"/>
+                <w:lang w:val="en-GB" w:eastAsia="ko-KR"/>
+              </w:rPr>
+              <w:t>0</w:t>
+            </w:r>
           </w:p>
         </w:tc>
       </w:tr>
@@ -1022,14 +1079,25 @@
           <w:p>
             <w:pPr>
               <w:rPr>
-                <w:rFonts w:ascii="Arial" w:hAnsi="Arial" w:cs="Arial"/>
-                <w:b/>
-                <w:bCs/>
-                <w:sz w:val="24"/>
-                <w:szCs w:val="24"/>
-                <w:lang w:val="en-GB"/>
-              </w:rPr>
-            </w:pPr>
+                <w:rFonts w:ascii="Arial" w:hAnsi="Arial" w:cs="Arial" w:hint="eastAsia"/>
+                <w:b/>
+                <w:bCs/>
+                <w:sz w:val="24"/>
+                <w:szCs w:val="24"/>
+                <w:lang w:val="en-GB" w:eastAsia="ko-KR"/>
+              </w:rPr>
+            </w:pPr>
+            <w:r>
+              <w:rPr>
+                <w:rFonts w:ascii="Arial" w:hAnsi="Arial" w:cs="Arial" w:hint="eastAsia"/>
+                <w:b/>
+                <w:bCs/>
+                <w:sz w:val="24"/>
+                <w:szCs w:val="24"/>
+                <w:lang w:val="en-GB" w:eastAsia="ko-KR"/>
+              </w:rPr>
+              <w:t>1</w:t>
+            </w:r>
           </w:p>
         </w:tc>
       </w:tr>
@@ -1144,14 +1212,25 @@
           <w:p>
             <w:pPr>
               <w:rPr>
-                <w:rFonts w:ascii="Arial" w:hAnsi="Arial" w:cs="Arial"/>
-                <w:b/>
-                <w:bCs/>
-                <w:sz w:val="24"/>
-                <w:szCs w:val="24"/>
-                <w:lang w:val="en-GB"/>
-              </w:rPr>
-            </w:pPr>
+                <w:rFonts w:ascii="Arial" w:hAnsi="Arial" w:cs="Arial" w:hint="eastAsia"/>
+                <w:b/>
+                <w:bCs/>
+                <w:sz w:val="24"/>
+                <w:szCs w:val="24"/>
+                <w:lang w:val="en-GB" w:eastAsia="ko-KR"/>
+              </w:rPr>
+            </w:pPr>
+            <w:r>
+              <w:rPr>
+                <w:rFonts w:ascii="Arial" w:hAnsi="Arial" w:cs="Arial" w:hint="eastAsia"/>
+                <w:b/>
+                <w:bCs/>
+                <w:sz w:val="24"/>
+                <w:szCs w:val="24"/>
+                <w:lang w:val="en-GB" w:eastAsia="ko-KR"/>
+              </w:rPr>
+              <w:t>1</w:t>
+            </w:r>
           </w:p>
         </w:tc>
       </w:tr>
@@ -1208,14 +1287,25 @@
           <w:p>
             <w:pPr>
               <w:rPr>
-                <w:rFonts w:ascii="Arial" w:hAnsi="Arial" w:cs="Arial"/>
-                <w:b/>
-                <w:bCs/>
-                <w:sz w:val="24"/>
-                <w:szCs w:val="24"/>
-                <w:lang w:val="en-GB"/>
-              </w:rPr>
-            </w:pPr>
+                <w:rFonts w:ascii="Arial" w:hAnsi="Arial" w:cs="Arial" w:hint="eastAsia"/>
+                <w:b/>
+                <w:bCs/>
+                <w:sz w:val="24"/>
+                <w:szCs w:val="24"/>
+                <w:lang w:val="en-GB" w:eastAsia="ko-KR"/>
+              </w:rPr>
+            </w:pPr>
+            <w:r>
+              <w:rPr>
+                <w:rFonts w:ascii="Arial" w:hAnsi="Arial" w:cs="Arial" w:hint="eastAsia"/>
+                <w:b/>
+                <w:bCs/>
+                <w:sz w:val="24"/>
+                <w:szCs w:val="24"/>
+                <w:lang w:val="en-GB" w:eastAsia="ko-KR"/>
+              </w:rPr>
+              <w:t>0</w:t>
+            </w:r>
           </w:p>
         </w:tc>
       </w:tr>
@@ -1270,14 +1360,25 @@
           <w:p>
             <w:pPr>
               <w:rPr>
-                <w:rFonts w:ascii="Arial" w:hAnsi="Arial" w:cs="Arial"/>
-                <w:b/>
-                <w:bCs/>
-                <w:sz w:val="24"/>
-                <w:szCs w:val="24"/>
-                <w:lang w:val="en-GB"/>
-              </w:rPr>
-            </w:pPr>
+                <w:rFonts w:ascii="Arial" w:hAnsi="Arial" w:cs="Arial" w:hint="eastAsia"/>
+                <w:b/>
+                <w:bCs/>
+                <w:sz w:val="24"/>
+                <w:szCs w:val="24"/>
+                <w:lang w:val="en-GB" w:eastAsia="ko-KR"/>
+              </w:rPr>
+            </w:pPr>
+            <w:r>
+              <w:rPr>
+                <w:rFonts w:ascii="Arial" w:hAnsi="Arial" w:cs="Arial" w:hint="eastAsia"/>
+                <w:b/>
+                <w:bCs/>
+                <w:sz w:val="24"/>
+                <w:szCs w:val="24"/>
+                <w:lang w:val="en-GB" w:eastAsia="ko-KR"/>
+              </w:rPr>
+              <w:t>1</w:t>
+            </w:r>
           </w:p>
         </w:tc>
       </w:tr>
@@ -1410,14 +1511,25 @@
           <w:p>
             <w:pPr>
               <w:rPr>
-                <w:rFonts w:ascii="Arial" w:hAnsi="Arial" w:cs="Arial"/>
-                <w:b/>
-                <w:bCs/>
-                <w:sz w:val="24"/>
-                <w:szCs w:val="24"/>
-                <w:lang w:val="en-GB"/>
-              </w:rPr>
-            </w:pPr>
+                <w:rFonts w:ascii="Arial" w:hAnsi="Arial" w:cs="Arial" w:hint="eastAsia"/>
+                <w:b/>
+                <w:bCs/>
+                <w:sz w:val="24"/>
+                <w:szCs w:val="24"/>
+                <w:lang w:val="en-GB" w:eastAsia="ko-KR"/>
+              </w:rPr>
+            </w:pPr>
+            <w:r>
+              <w:rPr>
+                <w:rFonts w:ascii="Arial" w:hAnsi="Arial" w:cs="Arial" w:hint="eastAsia"/>
+                <w:b/>
+                <w:bCs/>
+                <w:sz w:val="24"/>
+                <w:szCs w:val="24"/>
+                <w:lang w:val="en-GB" w:eastAsia="ko-KR"/>
+              </w:rPr>
+              <w:t>1</w:t>
+            </w:r>
           </w:p>
         </w:tc>
       </w:tr>
@@ -1490,14 +1602,25 @@
           <w:p>
             <w:pPr>
               <w:rPr>
-                <w:rFonts w:ascii="Arial" w:hAnsi="Arial" w:cs="Arial"/>
-                <w:b/>
-                <w:bCs/>
-                <w:sz w:val="24"/>
-                <w:szCs w:val="24"/>
-                <w:lang w:val="en-GB"/>
-              </w:rPr>
-            </w:pPr>
+                <w:rFonts w:ascii="Arial" w:hAnsi="Arial" w:cs="Arial" w:hint="eastAsia"/>
+                <w:b/>
+                <w:bCs/>
+                <w:sz w:val="24"/>
+                <w:szCs w:val="24"/>
+                <w:lang w:val="en-GB" w:eastAsia="ko-KR"/>
+              </w:rPr>
+            </w:pPr>
+            <w:r>
+              <w:rPr>
+                <w:rFonts w:ascii="Arial" w:hAnsi="Arial" w:cs="Arial" w:hint="eastAsia"/>
+                <w:b/>
+                <w:bCs/>
+                <w:sz w:val="24"/>
+                <w:szCs w:val="24"/>
+                <w:lang w:val="en-GB" w:eastAsia="ko-KR"/>
+              </w:rPr>
+              <w:t>1</w:t>
+            </w:r>
           </w:p>
         </w:tc>
       </w:tr>
@@ -1547,14 +1670,25 @@
           <w:p>
             <w:pPr>
               <w:rPr>
-                <w:rFonts w:ascii="Arial" w:hAnsi="Arial" w:cs="Arial"/>
-                <w:b/>
-                <w:bCs/>
-                <w:sz w:val="24"/>
-                <w:szCs w:val="24"/>
-                <w:lang w:val="en-GB"/>
-              </w:rPr>
-            </w:pPr>
+                <w:rFonts w:ascii="Arial" w:hAnsi="Arial" w:cs="Arial" w:hint="eastAsia"/>
+                <w:b/>
+                <w:bCs/>
+                <w:sz w:val="24"/>
+                <w:szCs w:val="24"/>
+                <w:lang w:val="en-GB" w:eastAsia="ko-KR"/>
+              </w:rPr>
+            </w:pPr>
+            <w:r>
+              <w:rPr>
+                <w:rFonts w:ascii="Arial" w:hAnsi="Arial" w:cs="Arial" w:hint="eastAsia"/>
+                <w:b/>
+                <w:bCs/>
+                <w:sz w:val="24"/>
+                <w:szCs w:val="24"/>
+                <w:lang w:val="en-GB" w:eastAsia="ko-KR"/>
+              </w:rPr>
+              <w:t>0</w:t>
+            </w:r>
           </w:p>
         </w:tc>
       </w:tr>
@@ -1669,14 +1803,25 @@
           <w:p>
             <w:pPr>
               <w:rPr>
-                <w:rFonts w:ascii="Arial" w:hAnsi="Arial" w:cs="Arial"/>
-                <w:b/>
-                <w:bCs/>
-                <w:sz w:val="24"/>
-                <w:szCs w:val="24"/>
-                <w:lang w:val="en-GB"/>
-              </w:rPr>
-            </w:pPr>
+                <w:rFonts w:ascii="Arial" w:hAnsi="Arial" w:cs="Arial" w:hint="eastAsia"/>
+                <w:b/>
+                <w:bCs/>
+                <w:sz w:val="24"/>
+                <w:szCs w:val="24"/>
+                <w:lang w:val="en-GB" w:eastAsia="ko-KR"/>
+              </w:rPr>
+            </w:pPr>
+            <w:r>
+              <w:rPr>
+                <w:rFonts w:ascii="Arial" w:hAnsi="Arial" w:cs="Arial" w:hint="eastAsia"/>
+                <w:b/>
+                <w:bCs/>
+                <w:sz w:val="24"/>
+                <w:szCs w:val="24"/>
+                <w:lang w:val="en-GB" w:eastAsia="ko-KR"/>
+              </w:rPr>
+              <w:t>1</w:t>
+            </w:r>
           </w:p>
         </w:tc>
       </w:tr>
@@ -1731,14 +1876,25 @@
           <w:p>
             <w:pPr>
               <w:rPr>
-                <w:rFonts w:ascii="Arial" w:hAnsi="Arial" w:cs="Arial"/>
-                <w:b/>
-                <w:bCs/>
-                <w:sz w:val="24"/>
-                <w:szCs w:val="24"/>
-                <w:lang w:val="en-GB"/>
-              </w:rPr>
-            </w:pPr>
+                <w:rFonts w:ascii="Arial" w:hAnsi="Arial" w:cs="Arial" w:hint="eastAsia"/>
+                <w:b/>
+                <w:bCs/>
+                <w:sz w:val="24"/>
+                <w:szCs w:val="24"/>
+                <w:lang w:val="en-GB" w:eastAsia="ko-KR"/>
+              </w:rPr>
+            </w:pPr>
+            <w:r>
+              <w:rPr>
+                <w:rFonts w:ascii="Arial" w:hAnsi="Arial" w:cs="Arial" w:hint="eastAsia"/>
+                <w:b/>
+                <w:bCs/>
+                <w:sz w:val="24"/>
+                <w:szCs w:val="24"/>
+                <w:lang w:val="en-GB" w:eastAsia="ko-KR"/>
+              </w:rPr>
+              <w:t>1</w:t>
+            </w:r>
           </w:p>
         </w:tc>
       </w:tr>
@@ -1793,14 +1949,25 @@
           <w:p>
             <w:pPr>
               <w:rPr>
-                <w:rFonts w:ascii="Arial" w:hAnsi="Arial" w:cs="Arial"/>
-                <w:b/>
-                <w:bCs/>
-                <w:sz w:val="24"/>
-                <w:szCs w:val="24"/>
-                <w:lang w:val="en-GB"/>
-              </w:rPr>
-            </w:pPr>
+                <w:rFonts w:ascii="Arial" w:hAnsi="Arial" w:cs="Arial" w:hint="eastAsia"/>
+                <w:b/>
+                <w:bCs/>
+                <w:sz w:val="24"/>
+                <w:szCs w:val="24"/>
+                <w:lang w:val="en-GB" w:eastAsia="ko-KR"/>
+              </w:rPr>
+            </w:pPr>
+            <w:r>
+              <w:rPr>
+                <w:rFonts w:ascii="Arial" w:hAnsi="Arial" w:cs="Arial" w:hint="eastAsia"/>
+                <w:b/>
+                <w:bCs/>
+                <w:sz w:val="24"/>
+                <w:szCs w:val="24"/>
+                <w:lang w:val="en-GB" w:eastAsia="ko-KR"/>
+              </w:rPr>
+              <w:t>0</w:t>
+            </w:r>
           </w:p>
         </w:tc>
       </w:tr>
@@ -1837,14 +2004,25 @@
           <w:p>
             <w:pPr>
               <w:rPr>
-                <w:rFonts w:ascii="Arial" w:hAnsi="Arial" w:cs="Arial"/>
-                <w:b/>
-                <w:bCs/>
-                <w:sz w:val="24"/>
-                <w:szCs w:val="24"/>
-                <w:lang w:val="en-GB"/>
-              </w:rPr>
-            </w:pPr>
+                <w:rFonts w:ascii="Arial" w:hAnsi="Arial" w:cs="Arial" w:hint="eastAsia"/>
+                <w:b/>
+                <w:bCs/>
+                <w:sz w:val="24"/>
+                <w:szCs w:val="24"/>
+                <w:lang w:val="en-GB" w:eastAsia="ko-KR"/>
+              </w:rPr>
+            </w:pPr>
+            <w:r>
+              <w:rPr>
+                <w:rFonts w:ascii="Arial" w:hAnsi="Arial" w:cs="Arial" w:hint="eastAsia"/>
+                <w:b/>
+                <w:bCs/>
+                <w:sz w:val="24"/>
+                <w:szCs w:val="24"/>
+                <w:lang w:val="en-GB" w:eastAsia="ko-KR"/>
+              </w:rPr>
+              <w:t>0</w:t>
+            </w:r>
           </w:p>
         </w:tc>
       </w:tr>
@@ -1959,14 +2137,25 @@
           <w:p>
             <w:pPr>
               <w:rPr>
-                <w:rFonts w:ascii="Arial" w:hAnsi="Arial" w:cs="Arial"/>
-                <w:b/>
-                <w:bCs/>
-                <w:sz w:val="24"/>
-                <w:szCs w:val="24"/>
-                <w:lang w:val="en-GB"/>
-              </w:rPr>
-            </w:pPr>
+                <w:rFonts w:ascii="Arial" w:hAnsi="Arial" w:cs="Arial" w:hint="eastAsia"/>
+                <w:b/>
+                <w:bCs/>
+                <w:sz w:val="24"/>
+                <w:szCs w:val="24"/>
+                <w:lang w:val="en-GB" w:eastAsia="ko-KR"/>
+              </w:rPr>
+            </w:pPr>
+            <w:r>
+              <w:rPr>
+                <w:rFonts w:ascii="Arial" w:hAnsi="Arial" w:cs="Arial" w:hint="eastAsia"/>
+                <w:b/>
+                <w:bCs/>
+                <w:sz w:val="24"/>
+                <w:szCs w:val="24"/>
+                <w:lang w:val="en-GB" w:eastAsia="ko-KR"/>
+              </w:rPr>
+              <w:t>1</w:t>
+            </w:r>
           </w:p>
         </w:tc>
       </w:tr>
@@ -2003,14 +2192,25 @@
           <w:p>
             <w:pPr>
               <w:rPr>
-                <w:rFonts w:ascii="Arial" w:hAnsi="Arial" w:cs="Arial"/>
-                <w:b/>
-                <w:bCs/>
-                <w:sz w:val="24"/>
-                <w:szCs w:val="24"/>
-                <w:lang w:val="en-GB"/>
-              </w:rPr>
-            </w:pPr>
+                <w:rFonts w:ascii="Arial" w:hAnsi="Arial" w:cs="Arial" w:hint="eastAsia"/>
+                <w:b/>
+                <w:bCs/>
+                <w:sz w:val="24"/>
+                <w:szCs w:val="24"/>
+                <w:lang w:val="en-GB" w:eastAsia="ko-KR"/>
+              </w:rPr>
+            </w:pPr>
+            <w:r>
+              <w:rPr>
+                <w:rFonts w:ascii="Arial" w:hAnsi="Arial" w:cs="Arial" w:hint="eastAsia"/>
+                <w:b/>
+                <w:bCs/>
+                <w:sz w:val="24"/>
+                <w:szCs w:val="24"/>
+                <w:lang w:val="en-GB" w:eastAsia="ko-KR"/>
+              </w:rPr>
+              <w:t>0</w:t>
+            </w:r>
           </w:p>
         </w:tc>
       </w:tr>
@@ -2135,14 +2335,25 @@
           <w:p>
             <w:pPr>
               <w:rPr>
-                <w:rFonts w:ascii="Arial" w:hAnsi="Arial" w:cs="Arial"/>
-                <w:b/>
-                <w:bCs/>
-                <w:sz w:val="24"/>
-                <w:szCs w:val="24"/>
-                <w:lang w:val="en-GB"/>
-              </w:rPr>
-            </w:pPr>
+                <w:rFonts w:ascii="Arial" w:hAnsi="Arial" w:cs="Arial" w:hint="eastAsia"/>
+                <w:b/>
+                <w:bCs/>
+                <w:sz w:val="24"/>
+                <w:szCs w:val="24"/>
+                <w:lang w:val="en-GB" w:eastAsia="ko-KR"/>
+              </w:rPr>
+            </w:pPr>
+            <w:r>
+              <w:rPr>
+                <w:rFonts w:ascii="Arial" w:hAnsi="Arial" w:cs="Arial" w:hint="eastAsia"/>
+                <w:b/>
+                <w:bCs/>
+                <w:sz w:val="24"/>
+                <w:szCs w:val="24"/>
+                <w:lang w:val="en-GB" w:eastAsia="ko-KR"/>
+              </w:rPr>
+              <w:t>0</w:t>
+            </w:r>
           </w:p>
         </w:tc>
       </w:tr>
@@ -2179,14 +2390,25 @@
           <w:p>
             <w:pPr>
               <w:rPr>
-                <w:rFonts w:ascii="Arial" w:hAnsi="Arial" w:cs="Arial"/>
-                <w:b/>
-                <w:bCs/>
-                <w:sz w:val="24"/>
-                <w:szCs w:val="24"/>
-                <w:lang w:val="en-GB"/>
-              </w:rPr>
-            </w:pPr>
+                <w:rFonts w:ascii="Arial" w:hAnsi="Arial" w:cs="Arial" w:hint="eastAsia"/>
+                <w:b/>
+                <w:bCs/>
+                <w:sz w:val="24"/>
+                <w:szCs w:val="24"/>
+                <w:lang w:val="en-GB" w:eastAsia="ko-KR"/>
+              </w:rPr>
+            </w:pPr>
+            <w:r>
+              <w:rPr>
+                <w:rFonts w:ascii="Arial" w:hAnsi="Arial" w:cs="Arial" w:hint="eastAsia"/>
+                <w:b/>
+                <w:bCs/>
+                <w:sz w:val="24"/>
+                <w:szCs w:val="24"/>
+                <w:lang w:val="en-GB" w:eastAsia="ko-KR"/>
+              </w:rPr>
+              <w:t>1</w:t>
+            </w:r>
           </w:p>
         </w:tc>
       </w:tr>
@@ -2223,14 +2445,25 @@
           <w:p>
             <w:pPr>
               <w:rPr>
-                <w:rFonts w:ascii="Arial" w:hAnsi="Arial" w:cs="Arial"/>
-                <w:b/>
-                <w:bCs/>
-                <w:sz w:val="24"/>
-                <w:szCs w:val="24"/>
-                <w:lang w:val="en-GB"/>
-              </w:rPr>
-            </w:pPr>
+                <w:rFonts w:ascii="Arial" w:hAnsi="Arial" w:cs="Arial" w:hint="eastAsia"/>
+                <w:b/>
+                <w:bCs/>
+                <w:sz w:val="24"/>
+                <w:szCs w:val="24"/>
+                <w:lang w:val="en-GB" w:eastAsia="ko-KR"/>
+              </w:rPr>
+            </w:pPr>
+            <w:r>
+              <w:rPr>
+                <w:rFonts w:ascii="Arial" w:hAnsi="Arial" w:cs="Arial" w:hint="eastAsia"/>
+                <w:b/>
+                <w:bCs/>
+                <w:sz w:val="24"/>
+                <w:szCs w:val="24"/>
+                <w:lang w:val="en-GB" w:eastAsia="ko-KR"/>
+              </w:rPr>
+              <w:t>0</w:t>
+            </w:r>
           </w:p>
         </w:tc>
       </w:tr>
@@ -2267,14 +2500,25 @@
           <w:p>
             <w:pPr>
               <w:rPr>
-                <w:rFonts w:ascii="Arial" w:hAnsi="Arial" w:cs="Arial"/>
-                <w:b/>
-                <w:bCs/>
-                <w:sz w:val="24"/>
-                <w:szCs w:val="24"/>
-                <w:lang w:val="en-GB"/>
-              </w:rPr>
-            </w:pPr>
+                <w:rFonts w:ascii="Arial" w:hAnsi="Arial" w:cs="Arial" w:hint="eastAsia"/>
+                <w:b/>
+                <w:bCs/>
+                <w:sz w:val="24"/>
+                <w:szCs w:val="24"/>
+                <w:lang w:val="en-GB" w:eastAsia="ko-KR"/>
+              </w:rPr>
+            </w:pPr>
+            <w:r>
+              <w:rPr>
+                <w:rFonts w:ascii="Arial" w:hAnsi="Arial" w:cs="Arial" w:hint="eastAsia"/>
+                <w:b/>
+                <w:bCs/>
+                <w:sz w:val="24"/>
+                <w:szCs w:val="24"/>
+                <w:lang w:val="en-GB" w:eastAsia="ko-KR"/>
+              </w:rPr>
+              <w:t>1</w:t>
+            </w:r>
           </w:p>
         </w:tc>
       </w:tr>
@@ -2311,14 +2555,25 @@
           <w:p>
             <w:pPr>
               <w:rPr>
-                <w:rFonts w:ascii="Arial" w:hAnsi="Arial" w:cs="Arial"/>
-                <w:b/>
-                <w:bCs/>
-                <w:sz w:val="24"/>
-                <w:szCs w:val="24"/>
-                <w:lang w:val="en-GB"/>
-              </w:rPr>
-            </w:pPr>
+                <w:rFonts w:ascii="Arial" w:hAnsi="Arial" w:cs="Arial" w:hint="eastAsia"/>
+                <w:b/>
+                <w:bCs/>
+                <w:sz w:val="24"/>
+                <w:szCs w:val="24"/>
+                <w:lang w:val="en-GB" w:eastAsia="ko-KR"/>
+              </w:rPr>
+            </w:pPr>
+            <w:r>
+              <w:rPr>
+                <w:rFonts w:ascii="Arial" w:hAnsi="Arial" w:cs="Arial" w:hint="eastAsia"/>
+                <w:b/>
+                <w:bCs/>
+                <w:sz w:val="24"/>
+                <w:szCs w:val="24"/>
+                <w:lang w:val="en-GB" w:eastAsia="ko-KR"/>
+              </w:rPr>
+              <w:t>0</w:t>
+            </w:r>
           </w:p>
         </w:tc>
       </w:tr>
@@ -2409,14 +2664,25 @@
           <w:p>
             <w:pPr>
               <w:rPr>
-                <w:rFonts w:ascii="Arial" w:hAnsi="Arial" w:cs="Arial"/>
-                <w:b/>
-                <w:bCs/>
-                <w:sz w:val="24"/>
-                <w:szCs w:val="24"/>
-                <w:lang w:val="en-GB"/>
-              </w:rPr>
-            </w:pPr>
+                <w:rFonts w:ascii="Arial" w:hAnsi="Arial" w:cs="Arial" w:hint="eastAsia"/>
+                <w:b/>
+                <w:bCs/>
+                <w:sz w:val="24"/>
+                <w:szCs w:val="24"/>
+                <w:lang w:val="en-GB" w:eastAsia="ko-KR"/>
+              </w:rPr>
+            </w:pPr>
+            <w:r>
+              <w:rPr>
+                <w:rFonts w:ascii="Arial" w:hAnsi="Arial" w:cs="Arial" w:hint="eastAsia"/>
+                <w:b/>
+                <w:bCs/>
+                <w:sz w:val="24"/>
+                <w:szCs w:val="24"/>
+                <w:lang w:val="en-GB" w:eastAsia="ko-KR"/>
+              </w:rPr>
+              <w:t>1</w:t>
+            </w:r>
           </w:p>
         </w:tc>
       </w:tr>
@@ -2500,14 +2766,25 @@
           <w:p>
             <w:pPr>
               <w:rPr>
-                <w:rFonts w:ascii="Arial" w:hAnsi="Arial" w:cs="Arial"/>
-                <w:b/>
-                <w:bCs/>
-                <w:sz w:val="24"/>
-                <w:szCs w:val="24"/>
-                <w:lang w:val="en-GB"/>
-              </w:rPr>
-            </w:pPr>
+                <w:rFonts w:ascii="Arial" w:hAnsi="Arial" w:cs="Arial" w:hint="eastAsia"/>
+                <w:b/>
+                <w:bCs/>
+                <w:sz w:val="24"/>
+                <w:szCs w:val="24"/>
+                <w:lang w:val="en-GB" w:eastAsia="ko-KR"/>
+              </w:rPr>
+            </w:pPr>
+            <w:r>
+              <w:rPr>
+                <w:rFonts w:ascii="Arial" w:hAnsi="Arial" w:cs="Arial" w:hint="eastAsia"/>
+                <w:b/>
+                <w:bCs/>
+                <w:sz w:val="24"/>
+                <w:szCs w:val="24"/>
+                <w:lang w:val="en-GB" w:eastAsia="ko-KR"/>
+              </w:rPr>
+              <w:t>0</w:t>
+            </w:r>
           </w:p>
         </w:tc>
       </w:tr>
@@ -2533,7 +2810,27 @@
                 <w:szCs w:val="24"/>
                 <w:lang w:val="en-GB"/>
               </w:rPr>
-              <w:t>The game has multiplayer mode on the same computer (splitscreen or anything)</w:t>
+              <w:t>The game has multiplayer mode on the same computer (</w:t>
+            </w:r>
+            <w:proofErr w:type="spellStart"/>
+            <w:r>
+              <w:rPr>
+                <w:rFonts w:ascii="Arial" w:hAnsi="Arial" w:cs="Arial"/>
+                <w:sz w:val="24"/>
+                <w:szCs w:val="24"/>
+                <w:lang w:val="en-GB"/>
+              </w:rPr>
+              <w:t>splitscreen</w:t>
+            </w:r>
+            <w:proofErr w:type="spellEnd"/>
+            <w:r>
+              <w:rPr>
+                <w:rFonts w:ascii="Arial" w:hAnsi="Arial" w:cs="Arial"/>
+                <w:sz w:val="24"/>
+                <w:szCs w:val="24"/>
+                <w:lang w:val="en-GB"/>
+              </w:rPr>
+              <w:t xml:space="preserve"> or anything)</w:t>
             </w:r>
           </w:p>
         </w:tc>
@@ -2544,14 +2841,25 @@
           <w:p>
             <w:pPr>
               <w:rPr>
-                <w:rFonts w:ascii="Arial" w:hAnsi="Arial" w:cs="Arial"/>
-                <w:b/>
-                <w:bCs/>
-                <w:sz w:val="24"/>
-                <w:szCs w:val="24"/>
-                <w:lang w:val="en-GB"/>
-              </w:rPr>
-            </w:pPr>
+                <w:rFonts w:ascii="Arial" w:hAnsi="Arial" w:cs="Arial" w:hint="eastAsia"/>
+                <w:b/>
+                <w:bCs/>
+                <w:sz w:val="24"/>
+                <w:szCs w:val="24"/>
+                <w:lang w:val="en-GB" w:eastAsia="ko-KR"/>
+              </w:rPr>
+            </w:pPr>
+            <w:r>
+              <w:rPr>
+                <w:rFonts w:ascii="Arial" w:hAnsi="Arial" w:cs="Arial" w:hint="eastAsia"/>
+                <w:b/>
+                <w:bCs/>
+                <w:sz w:val="24"/>
+                <w:szCs w:val="24"/>
+                <w:lang w:val="en-GB" w:eastAsia="ko-KR"/>
+              </w:rPr>
+              <w:t>0</w:t>
+            </w:r>
           </w:p>
         </w:tc>
       </w:tr>
@@ -2608,14 +2916,25 @@
           <w:p>
             <w:pPr>
               <w:rPr>
-                <w:rFonts w:ascii="Arial" w:hAnsi="Arial" w:cs="Arial"/>
-                <w:b/>
-                <w:bCs/>
-                <w:sz w:val="24"/>
-                <w:szCs w:val="24"/>
-                <w:lang w:val="en-GB"/>
-              </w:rPr>
-            </w:pPr>
+                <w:rFonts w:ascii="Arial" w:hAnsi="Arial" w:cs="Arial" w:hint="eastAsia"/>
+                <w:b/>
+                <w:bCs/>
+                <w:sz w:val="24"/>
+                <w:szCs w:val="24"/>
+                <w:lang w:val="en-GB" w:eastAsia="ko-KR"/>
+              </w:rPr>
+            </w:pPr>
+            <w:r>
+              <w:rPr>
+                <w:rFonts w:ascii="Arial" w:hAnsi="Arial" w:cs="Arial" w:hint="eastAsia"/>
+                <w:b/>
+                <w:bCs/>
+                <w:sz w:val="24"/>
+                <w:szCs w:val="24"/>
+                <w:lang w:val="en-GB" w:eastAsia="ko-KR"/>
+              </w:rPr>
+              <w:t>0</w:t>
+            </w:r>
           </w:p>
         </w:tc>
       </w:tr>
@@ -2652,14 +2971,25 @@
           <w:p>
             <w:pPr>
               <w:rPr>
-                <w:rFonts w:ascii="Arial" w:hAnsi="Arial" w:cs="Arial"/>
-                <w:b/>
-                <w:bCs/>
-                <w:sz w:val="24"/>
-                <w:szCs w:val="24"/>
-                <w:lang w:val="en-GB"/>
-              </w:rPr>
-            </w:pPr>
+                <w:rFonts w:ascii="Arial" w:hAnsi="Arial" w:cs="Arial" w:hint="eastAsia"/>
+                <w:b/>
+                <w:bCs/>
+                <w:sz w:val="24"/>
+                <w:szCs w:val="24"/>
+                <w:lang w:val="en-GB" w:eastAsia="ko-KR"/>
+              </w:rPr>
+            </w:pPr>
+            <w:r>
+              <w:rPr>
+                <w:rFonts w:ascii="Arial" w:hAnsi="Arial" w:cs="Arial" w:hint="eastAsia"/>
+                <w:b/>
+                <w:bCs/>
+                <w:sz w:val="24"/>
+                <w:szCs w:val="24"/>
+                <w:lang w:val="en-GB" w:eastAsia="ko-KR"/>
+              </w:rPr>
+              <w:t>0</w:t>
+            </w:r>
           </w:p>
         </w:tc>
       </w:tr>
@@ -2696,14 +3026,25 @@
           <w:p>
             <w:pPr>
               <w:rPr>
-                <w:rFonts w:ascii="Arial" w:hAnsi="Arial" w:cs="Arial"/>
-                <w:b/>
-                <w:bCs/>
-                <w:sz w:val="24"/>
-                <w:szCs w:val="24"/>
-                <w:lang w:val="en-GB"/>
-              </w:rPr>
-            </w:pPr>
+                <w:rFonts w:ascii="Arial" w:hAnsi="Arial" w:cs="Arial" w:hint="eastAsia"/>
+                <w:b/>
+                <w:bCs/>
+                <w:sz w:val="24"/>
+                <w:szCs w:val="24"/>
+                <w:lang w:val="en-GB" w:eastAsia="ko-KR"/>
+              </w:rPr>
+            </w:pPr>
+            <w:r>
+              <w:rPr>
+                <w:rFonts w:ascii="Arial" w:hAnsi="Arial" w:cs="Arial" w:hint="eastAsia"/>
+                <w:b/>
+                <w:bCs/>
+                <w:sz w:val="24"/>
+                <w:szCs w:val="24"/>
+                <w:lang w:val="en-GB" w:eastAsia="ko-KR"/>
+              </w:rPr>
+              <w:t>0</w:t>
+            </w:r>
           </w:p>
         </w:tc>
       </w:tr>
@@ -2740,14 +3081,25 @@
           <w:p>
             <w:pPr>
               <w:rPr>
-                <w:rFonts w:ascii="Arial" w:hAnsi="Arial" w:cs="Arial"/>
-                <w:b/>
-                <w:bCs/>
-                <w:sz w:val="24"/>
-                <w:szCs w:val="24"/>
-                <w:lang w:val="en-GB"/>
-              </w:rPr>
-            </w:pPr>
+                <w:rFonts w:ascii="Arial" w:hAnsi="Arial" w:cs="Arial" w:hint="eastAsia"/>
+                <w:b/>
+                <w:bCs/>
+                <w:sz w:val="24"/>
+                <w:szCs w:val="24"/>
+                <w:lang w:val="en-GB" w:eastAsia="ko-KR"/>
+              </w:rPr>
+            </w:pPr>
+            <w:r>
+              <w:rPr>
+                <w:rFonts w:ascii="Arial" w:hAnsi="Arial" w:cs="Arial" w:hint="eastAsia"/>
+                <w:b/>
+                <w:bCs/>
+                <w:sz w:val="24"/>
+                <w:szCs w:val="24"/>
+                <w:lang w:val="en-GB" w:eastAsia="ko-KR"/>
+              </w:rPr>
+              <w:t>1</w:t>
+            </w:r>
           </w:p>
         </w:tc>
       </w:tr>
@@ -2784,14 +3136,25 @@
           <w:p>
             <w:pPr>
               <w:rPr>
-                <w:rFonts w:ascii="Arial" w:hAnsi="Arial" w:cs="Arial"/>
-                <w:b/>
-                <w:bCs/>
-                <w:sz w:val="24"/>
-                <w:szCs w:val="24"/>
-                <w:lang w:val="en-GB"/>
-              </w:rPr>
-            </w:pPr>
+                <w:rFonts w:ascii="Arial" w:hAnsi="Arial" w:cs="Arial" w:hint="eastAsia"/>
+                <w:b/>
+                <w:bCs/>
+                <w:sz w:val="24"/>
+                <w:szCs w:val="24"/>
+                <w:lang w:val="en-GB" w:eastAsia="ko-KR"/>
+              </w:rPr>
+            </w:pPr>
+            <w:r>
+              <w:rPr>
+                <w:rFonts w:ascii="Arial" w:hAnsi="Arial" w:cs="Arial" w:hint="eastAsia"/>
+                <w:b/>
+                <w:bCs/>
+                <w:sz w:val="24"/>
+                <w:szCs w:val="24"/>
+                <w:lang w:val="en-GB" w:eastAsia="ko-KR"/>
+              </w:rPr>
+              <w:t>0</w:t>
+            </w:r>
           </w:p>
         </w:tc>
       </w:tr>
@@ -2828,14 +3191,25 @@
           <w:p>
             <w:pPr>
               <w:rPr>
-                <w:rFonts w:ascii="Arial" w:hAnsi="Arial" w:cs="Arial"/>
-                <w:b/>
-                <w:bCs/>
-                <w:sz w:val="24"/>
-                <w:szCs w:val="24"/>
-                <w:lang w:val="en-GB"/>
-              </w:rPr>
-            </w:pPr>
+                <w:rFonts w:ascii="Arial" w:hAnsi="Arial" w:cs="Arial" w:hint="eastAsia"/>
+                <w:b/>
+                <w:bCs/>
+                <w:sz w:val="24"/>
+                <w:szCs w:val="24"/>
+                <w:lang w:val="en-GB" w:eastAsia="ko-KR"/>
+              </w:rPr>
+            </w:pPr>
+            <w:r>
+              <w:rPr>
+                <w:rFonts w:ascii="Arial" w:hAnsi="Arial" w:cs="Arial" w:hint="eastAsia"/>
+                <w:b/>
+                <w:bCs/>
+                <w:sz w:val="24"/>
+                <w:szCs w:val="24"/>
+                <w:lang w:val="en-GB" w:eastAsia="ko-KR"/>
+              </w:rPr>
+              <w:t>0</w:t>
+            </w:r>
           </w:p>
         </w:tc>
       </w:tr>
@@ -2892,14 +3266,25 @@
           <w:p>
             <w:pPr>
               <w:rPr>
-                <w:rFonts w:ascii="Arial" w:hAnsi="Arial" w:cs="Arial"/>
-                <w:b/>
-                <w:bCs/>
-                <w:sz w:val="24"/>
-                <w:szCs w:val="24"/>
-                <w:lang w:val="en-GB"/>
-              </w:rPr>
-            </w:pPr>
+                <w:rFonts w:ascii="Arial" w:hAnsi="Arial" w:cs="Arial" w:hint="eastAsia"/>
+                <w:b/>
+                <w:bCs/>
+                <w:sz w:val="24"/>
+                <w:szCs w:val="24"/>
+                <w:lang w:val="en-GB" w:eastAsia="ko-KR"/>
+              </w:rPr>
+            </w:pPr>
+            <w:r>
+              <w:rPr>
+                <w:rFonts w:ascii="Arial" w:hAnsi="Arial" w:cs="Arial" w:hint="eastAsia"/>
+                <w:b/>
+                <w:bCs/>
+                <w:sz w:val="24"/>
+                <w:szCs w:val="24"/>
+                <w:lang w:val="en-GB" w:eastAsia="ko-KR"/>
+              </w:rPr>
+              <w:t>0</w:t>
+            </w:r>
           </w:p>
         </w:tc>
       </w:tr>
@@ -3033,14 +3418,25 @@
           <w:p>
             <w:pPr>
               <w:rPr>
-                <w:rFonts w:ascii="Arial" w:hAnsi="Arial" w:cs="Arial"/>
-                <w:b/>
-                <w:bCs/>
-                <w:sz w:val="24"/>
-                <w:szCs w:val="24"/>
-                <w:lang w:val="en-GB"/>
-              </w:rPr>
-            </w:pPr>
+                <w:rFonts w:ascii="Arial" w:hAnsi="Arial" w:cs="Arial" w:hint="eastAsia"/>
+                <w:b/>
+                <w:bCs/>
+                <w:sz w:val="24"/>
+                <w:szCs w:val="24"/>
+                <w:lang w:val="en-GB" w:eastAsia="ko-KR"/>
+              </w:rPr>
+            </w:pPr>
+            <w:r>
+              <w:rPr>
+                <w:rFonts w:ascii="Arial" w:hAnsi="Arial" w:cs="Arial" w:hint="eastAsia"/>
+                <w:b/>
+                <w:bCs/>
+                <w:sz w:val="24"/>
+                <w:szCs w:val="24"/>
+                <w:lang w:val="en-GB" w:eastAsia="ko-KR"/>
+              </w:rPr>
+              <w:t>15</w:t>
+            </w:r>
           </w:p>
         </w:tc>
       </w:tr>
@@ -3202,14 +3598,25 @@
           <w:p>
             <w:pPr>
               <w:rPr>
-                <w:rFonts w:ascii="Arial" w:hAnsi="Arial" w:cs="Arial"/>
-                <w:b/>
-                <w:bCs/>
-                <w:sz w:val="24"/>
-                <w:szCs w:val="24"/>
-                <w:lang w:val="en-GB"/>
-              </w:rPr>
-            </w:pPr>
+                <w:rFonts w:ascii="Arial" w:hAnsi="Arial" w:cs="Arial" w:hint="eastAsia"/>
+                <w:b/>
+                <w:bCs/>
+                <w:sz w:val="24"/>
+                <w:szCs w:val="24"/>
+                <w:lang w:val="en-GB" w:eastAsia="ko-KR"/>
+              </w:rPr>
+            </w:pPr>
+            <w:r>
+              <w:rPr>
+                <w:rFonts w:ascii="Arial" w:hAnsi="Arial" w:cs="Arial" w:hint="eastAsia"/>
+                <w:b/>
+                <w:bCs/>
+                <w:sz w:val="24"/>
+                <w:szCs w:val="24"/>
+                <w:lang w:val="en-GB" w:eastAsia="ko-KR"/>
+              </w:rPr>
+              <w:t>3</w:t>
+            </w:r>
           </w:p>
         </w:tc>
       </w:tr>
@@ -3246,14 +3653,25 @@
           <w:p>
             <w:pPr>
               <w:rPr>
-                <w:rFonts w:ascii="Arial" w:hAnsi="Arial" w:cs="Arial"/>
-                <w:b/>
-                <w:bCs/>
-                <w:sz w:val="24"/>
-                <w:szCs w:val="24"/>
-                <w:lang w:val="en-GB"/>
-              </w:rPr>
-            </w:pPr>
+                <w:rFonts w:ascii="Arial" w:hAnsi="Arial" w:cs="Arial" w:hint="eastAsia"/>
+                <w:b/>
+                <w:bCs/>
+                <w:sz w:val="24"/>
+                <w:szCs w:val="24"/>
+                <w:lang w:val="en-GB" w:eastAsia="ko-KR"/>
+              </w:rPr>
+            </w:pPr>
+            <w:r>
+              <w:rPr>
+                <w:rFonts w:ascii="Arial" w:hAnsi="Arial" w:cs="Arial" w:hint="eastAsia"/>
+                <w:b/>
+                <w:bCs/>
+                <w:sz w:val="24"/>
+                <w:szCs w:val="24"/>
+                <w:lang w:val="en-GB" w:eastAsia="ko-KR"/>
+              </w:rPr>
+              <w:t>8</w:t>
+            </w:r>
           </w:p>
         </w:tc>
       </w:tr>
@@ -3290,14 +3708,25 @@
           <w:p>
             <w:pPr>
               <w:rPr>
-                <w:rFonts w:ascii="Arial" w:hAnsi="Arial" w:cs="Arial"/>
-                <w:b/>
-                <w:bCs/>
-                <w:sz w:val="24"/>
-                <w:szCs w:val="24"/>
-                <w:lang w:val="en-GB"/>
-              </w:rPr>
-            </w:pPr>
+                <w:rFonts w:ascii="Arial" w:hAnsi="Arial" w:cs="Arial" w:hint="eastAsia"/>
+                <w:b/>
+                <w:bCs/>
+                <w:sz w:val="24"/>
+                <w:szCs w:val="24"/>
+                <w:lang w:val="en-GB" w:eastAsia="ko-KR"/>
+              </w:rPr>
+            </w:pPr>
+            <w:r>
+              <w:rPr>
+                <w:rFonts w:ascii="Arial" w:hAnsi="Arial" w:cs="Arial" w:hint="eastAsia"/>
+                <w:b/>
+                <w:bCs/>
+                <w:sz w:val="24"/>
+                <w:szCs w:val="24"/>
+                <w:lang w:val="en-GB" w:eastAsia="ko-KR"/>
+              </w:rPr>
+              <w:t>7</w:t>
+            </w:r>
           </w:p>
         </w:tc>
       </w:tr>
@@ -3334,14 +3763,25 @@
           <w:p>
             <w:pPr>
               <w:rPr>
-                <w:rFonts w:ascii="Arial" w:hAnsi="Arial" w:cs="Arial"/>
-                <w:b/>
-                <w:bCs/>
-                <w:sz w:val="24"/>
-                <w:szCs w:val="24"/>
-                <w:lang w:val="en-GB"/>
-              </w:rPr>
-            </w:pPr>
+                <w:rFonts w:ascii="Arial" w:hAnsi="Arial" w:cs="Arial" w:hint="eastAsia"/>
+                <w:b/>
+                <w:bCs/>
+                <w:sz w:val="24"/>
+                <w:szCs w:val="24"/>
+                <w:lang w:val="en-GB" w:eastAsia="ko-KR"/>
+              </w:rPr>
+            </w:pPr>
+            <w:r>
+              <w:rPr>
+                <w:rFonts w:ascii="Arial" w:hAnsi="Arial" w:cs="Arial" w:hint="eastAsia"/>
+                <w:b/>
+                <w:bCs/>
+                <w:sz w:val="24"/>
+                <w:szCs w:val="24"/>
+                <w:lang w:val="en-GB" w:eastAsia="ko-KR"/>
+              </w:rPr>
+              <w:t>5</w:t>
+            </w:r>
           </w:p>
         </w:tc>
       </w:tr>
@@ -3396,14 +3836,25 @@
           <w:p>
             <w:pPr>
               <w:rPr>
-                <w:rFonts w:ascii="Arial" w:hAnsi="Arial" w:cs="Arial"/>
-                <w:b/>
-                <w:bCs/>
-                <w:sz w:val="24"/>
-                <w:szCs w:val="24"/>
-                <w:lang w:val="en-GB"/>
-              </w:rPr>
-            </w:pPr>
+                <w:rFonts w:ascii="Arial" w:hAnsi="Arial" w:cs="Arial" w:hint="eastAsia"/>
+                <w:b/>
+                <w:bCs/>
+                <w:sz w:val="24"/>
+                <w:szCs w:val="24"/>
+                <w:lang w:val="en-GB" w:eastAsia="ko-KR"/>
+              </w:rPr>
+            </w:pPr>
+            <w:r>
+              <w:rPr>
+                <w:rFonts w:ascii="Arial" w:hAnsi="Arial" w:cs="Arial" w:hint="eastAsia"/>
+                <w:b/>
+                <w:bCs/>
+                <w:sz w:val="24"/>
+                <w:szCs w:val="24"/>
+                <w:lang w:val="en-GB" w:eastAsia="ko-KR"/>
+              </w:rPr>
+              <w:t>7</w:t>
+            </w:r>
           </w:p>
         </w:tc>
       </w:tr>
@@ -3534,19 +3985,38 @@
                 <w:rFonts w:ascii="Arial" w:hAnsi="Arial" w:cs="Arial"/>
                 <w:sz w:val="24"/>
                 <w:szCs w:val="24"/>
-                <w:lang w:val="en-GB"/>
-              </w:rPr>
-            </w:pPr>
-          </w:p>
-          <w:p>
-            <w:pPr>
-              <w:rPr>
-                <w:rFonts w:ascii="Arial" w:hAnsi="Arial" w:cs="Arial"/>
-                <w:sz w:val="24"/>
-                <w:szCs w:val="24"/>
-                <w:lang w:val="en-GB"/>
-              </w:rPr>
-            </w:pPr>
+                <w:lang w:val="en-GB" w:eastAsia="ko-KR"/>
+              </w:rPr>
+            </w:pPr>
+            <w:r>
+              <w:rPr>
+                <w:rFonts w:ascii="Arial" w:hAnsi="Arial" w:cs="Arial"/>
+                <w:sz w:val="24"/>
+                <w:szCs w:val="24"/>
+                <w:lang w:val="en-GB" w:eastAsia="ko-KR"/>
+              </w:rPr>
+              <w:t xml:space="preserve">Originally, I was thinking of making a 2D Souls-like </w:t>
+            </w:r>
+            <w:proofErr w:type="spellStart"/>
+            <w:r>
+              <w:rPr>
+                <w:rFonts w:ascii="Arial" w:hAnsi="Arial" w:cs="Arial"/>
+                <w:sz w:val="24"/>
+                <w:szCs w:val="24"/>
+                <w:lang w:val="en-GB" w:eastAsia="ko-KR"/>
+              </w:rPr>
+              <w:t>Metroidvania</w:t>
+            </w:r>
+            <w:proofErr w:type="spellEnd"/>
+            <w:r>
+              <w:rPr>
+                <w:rFonts w:ascii="Arial" w:hAnsi="Arial" w:cs="Arial"/>
+                <w:sz w:val="24"/>
+                <w:szCs w:val="24"/>
+                <w:lang w:val="en-GB" w:eastAsia="ko-KR"/>
+              </w:rPr>
+              <w:t xml:space="preserve"> game, similar to Hollow Knight. However, I faced some technical challenges during development. I initially started with one character and fewer objects, but the project expanded as I continued developing it.</w:t>
+            </w:r>
           </w:p>
           <w:p>
             <w:pPr>
@@ -3648,16 +4118,15 @@
                 <w:lang w:val="en-GB"/>
               </w:rPr>
             </w:pPr>
-          </w:p>
-          <w:p>
-            <w:pPr>
-              <w:rPr>
-                <w:rFonts w:ascii="Arial" w:hAnsi="Arial" w:cs="Arial"/>
-                <w:sz w:val="24"/>
-                <w:szCs w:val="24"/>
-                <w:lang w:val="en-GB"/>
-              </w:rPr>
-            </w:pPr>
+            <w:r>
+              <w:rPr>
+                <w:rFonts w:ascii="Arial" w:hAnsi="Arial" w:cs="Arial"/>
+                <w:sz w:val="24"/>
+                <w:szCs w:val="24"/>
+                <w:lang w:val="en-GB"/>
+              </w:rPr>
+              <w:t>First game ever. Biggest lesson: scoping down early let me finish something polished instead of leaving a bigger idea unfinished</w:t>
+            </w:r>
           </w:p>
           <w:p>
             <w:pPr>
@@ -3695,7 +4164,7 @@
 </file>
 
 <file path=word/endnotes.xml><?xml version="1.0" encoding="utf-8"?>
-<w:endnotes xmlns:wpc="http://schemas.microsoft.com/office/word/2010/wordprocessingCanvas" xmlns:cx="http://schemas.microsoft.com/office/drawing/2014/chartex" xmlns:cx1="http://schemas.microsoft.com/office/drawing/2015/9/8/chartex" xmlns:cx2="http://schemas.microsoft.com/office/drawing/2015/10/21/chartex" xmlns:cx3="http://schemas.microsoft.com/office/drawing/2016/5/9/chartex" xmlns:cx4="http://schemas.microsoft.com/office/drawing/2016/5/10/chartex" xmlns:cx5="http://schemas.microsoft.com/office/drawing/2016/5/11/chartex" xmlns:cx6="http://schemas.microsoft.com/office/drawing/2016/5/12/chartex" xmlns:cx7="http://schemas.microsoft.com/office/drawing/2016/5/13/chartex" xmlns:cx8="http://schemas.microsoft.com/office/drawing/2016/5/14/chartex" xmlns:mc="http://schemas.openxmlformats.org/markup-compatibility/2006" xmlns:aink="http://schemas.microsoft.com/office/drawing/2016/ink" xmlns:am3d="http://schemas.microsoft.com/office/drawing/2017/model3d" xmlns:o="urn:schemas-microsoft-com:office:office" xmlns:oel="http://schemas.microsoft.com/office/2019/extlst" xmlns:r="http://schemas.openxmlformats.org/officeDocument/2006/relationships" xmlns:m="http://schemas.openxmlformats.org/officeDocument/2006/math" xmlns:v="urn:schemas-microsoft-com:vml" xmlns:wp14="http://schemas.microsoft.com/office/word/2010/wordprocessingDrawing" xmlns:wp="http://schemas.openxmlformats.org/drawingml/2006/wordprocessingDrawing" xmlns:w10="urn:schemas-microsoft-com:office:word" xmlns:w="http://schemas.openxmlformats.org/wordprocessingml/2006/main" xmlns:w14="http://schemas.microsoft.com/office/word/2010/wordml" xmlns:w15="http://schemas.microsoft.com/office/word/2012/wordml" xmlns:w16cex="http://schemas.microsoft.com/office/word/2018/wordml/cex" xmlns:w16cid="http://schemas.microsoft.com/office/word/2016/wordml/cid" xmlns:w16="http://schemas.microsoft.com/office/word/2018/wordml" xmlns:w16sdtdh="http://schemas.microsoft.com/office/word/2020/wordml/sdtdatahash" xmlns:w16se="http://schemas.microsoft.com/office/word/2015/wordml/symex" xmlns:wpg="http://schemas.microsoft.com/office/word/2010/wordprocessingGroup" xmlns:wpi="http://schemas.microsoft.com/office/word/2010/wordprocessingInk" xmlns:wne="http://schemas.microsoft.com/office/word/2006/wordml" xmlns:wps="http://schemas.microsoft.com/office/word/2010/wordprocessingShape" mc:Ignorable="w14 w15 w16se w16cid w16 w16cex w16sdtdh wp14">
+<w:endnotes xmlns:wpc="http://schemas.microsoft.com/office/word/2010/wordprocessingCanvas" xmlns:cx="http://schemas.microsoft.com/office/drawing/2014/chartex" xmlns:cx1="http://schemas.microsoft.com/office/drawing/2015/9/8/chartex" xmlns:cx2="http://schemas.microsoft.com/office/drawing/2015/10/21/chartex" xmlns:cx3="http://schemas.microsoft.com/office/drawing/2016/5/9/chartex" xmlns:cx4="http://schemas.microsoft.com/office/drawing/2016/5/10/chartex" xmlns:cx5="http://schemas.microsoft.com/office/drawing/2016/5/11/chartex" xmlns:cx6="http://schemas.microsoft.com/office/drawing/2016/5/12/chartex" xmlns:cx7="http://schemas.microsoft.com/office/drawing/2016/5/13/chartex" xmlns:cx8="http://schemas.microsoft.com/office/drawing/2016/5/14/chartex" xmlns:mc="http://schemas.openxmlformats.org/markup-compatibility/2006" xmlns:aink="http://schemas.microsoft.com/office/drawing/2016/ink" xmlns:am3d="http://schemas.microsoft.com/office/drawing/2017/model3d" xmlns:o="urn:schemas-microsoft-com:office:office" xmlns:oel="http://schemas.microsoft.com/office/2019/extlst" xmlns:r="http://schemas.openxmlformats.org/officeDocument/2006/relationships" xmlns:m="http://schemas.openxmlformats.org/officeDocument/2006/math" xmlns:v="urn:schemas-microsoft-com:vml" xmlns:wp14="http://schemas.microsoft.com/office/word/2010/wordprocessingDrawing" xmlns:wp="http://schemas.openxmlformats.org/drawingml/2006/wordprocessingDrawing" xmlns:w10="urn:schemas-microsoft-com:office:word" xmlns:w="http://schemas.openxmlformats.org/wordprocessingml/2006/main" xmlns:w14="http://schemas.microsoft.com/office/word/2010/wordml" xmlns:w15="http://schemas.microsoft.com/office/word/2012/wordml" xmlns:w16cex="http://schemas.microsoft.com/office/word/2018/wordml/cex" xmlns:w16cid="http://schemas.microsoft.com/office/word/2016/wordml/cid" xmlns:w16="http://schemas.microsoft.com/office/word/2018/wordml" xmlns:w16du="http://schemas.microsoft.com/office/word/2023/wordml/word16du" xmlns:w16sdtdh="http://schemas.microsoft.com/office/word/2020/wordml/sdtdatahash" xmlns:w16sdtfl="http://schemas.microsoft.com/office/word/2024/wordml/sdtformatlock" xmlns:w16se="http://schemas.microsoft.com/office/word/2015/wordml/symex" xmlns:wpg="http://schemas.microsoft.com/office/word/2010/wordprocessingGroup" xmlns:wpi="http://schemas.microsoft.com/office/word/2010/wordprocessingInk" xmlns:wne="http://schemas.microsoft.com/office/word/2006/wordml" xmlns:wps="http://schemas.microsoft.com/office/word/2010/wordprocessingShape" mc:Ignorable="w14 w15 w16se w16cid w16 w16cex w16sdtdh w16sdtfl w16du wp14">
   <w:endnote w:type="separator" w:id="-1">
     <w:p>
       <w:pPr>
@@ -3720,7 +4189,7 @@
 </file>
 
 <file path=word/footnotes.xml><?xml version="1.0" encoding="utf-8"?>
-<w:footnotes xmlns:wpc="http://schemas.microsoft.com/office/word/2010/wordprocessingCanvas" xmlns:cx="http://schemas.microsoft.com/office/drawing/2014/chartex" xmlns:cx1="http://schemas.microsoft.com/office/drawing/2015/9/8/chartex" xmlns:cx2="http://schemas.microsoft.com/office/drawing/2015/10/21/chartex" xmlns:cx3="http://schemas.microsoft.com/office/drawing/2016/5/9/chartex" xmlns:cx4="http://schemas.microsoft.com/office/drawing/2016/5/10/chartex" xmlns:cx5="http://schemas.microsoft.com/office/drawing/2016/5/11/chartex" xmlns:cx6="http://schemas.microsoft.com/office/drawing/2016/5/12/chartex" xmlns:cx7="http://schemas.microsoft.com/office/drawing/2016/5/13/chartex" xmlns:cx8="http://schemas.microsoft.com/office/drawing/2016/5/14/chartex" xmlns:mc="http://schemas.openxmlformats.org/markup-compatibility/2006" xmlns:aink="http://schemas.microsoft.com/office/drawing/2016/ink" xmlns:am3d="http://schemas.microsoft.com/office/drawing/2017/model3d" xmlns:o="urn:schemas-microsoft-com:office:office" xmlns:oel="http://schemas.microsoft.com/office/2019/extlst" xmlns:r="http://schemas.openxmlformats.org/officeDocument/2006/relationships" xmlns:m="http://schemas.openxmlformats.org/officeDocument/2006/math" xmlns:v="urn:schemas-microsoft-com:vml" xmlns:wp14="http://schemas.microsoft.com/office/word/2010/wordprocessingDrawing" xmlns:wp="http://schemas.openxmlformats.org/drawingml/2006/wordprocessingDrawing" xmlns:w10="urn:schemas-microsoft-com:office:word" xmlns:w="http://schemas.openxmlformats.org/wordprocessingml/2006/main" xmlns:w14="http://schemas.microsoft.com/office/word/2010/wordml" xmlns:w15="http://schemas.microsoft.com/office/word/2012/wordml" xmlns:w16cex="http://schemas.microsoft.com/office/word/2018/wordml/cex" xmlns:w16cid="http://schemas.microsoft.com/office/word/2016/wordml/cid" xmlns:w16="http://schemas.microsoft.com/office/word/2018/wordml" xmlns:w16sdtdh="http://schemas.microsoft.com/office/word/2020/wordml/sdtdatahash" xmlns:w16se="http://schemas.microsoft.com/office/word/2015/wordml/symex" xmlns:wpg="http://schemas.microsoft.com/office/word/2010/wordprocessingGroup" xmlns:wpi="http://schemas.microsoft.com/office/word/2010/wordprocessingInk" xmlns:wne="http://schemas.microsoft.com/office/word/2006/wordml" xmlns:wps="http://schemas.microsoft.com/office/word/2010/wordprocessingShape" mc:Ignorable="w14 w15 w16se w16cid w16 w16cex w16sdtdh wp14">
+<w:footnotes xmlns:wpc="http://schemas.microsoft.com/office/word/2010/wordprocessingCanvas" xmlns:cx="http://schemas.microsoft.com/office/drawing/2014/chartex" xmlns:cx1="http://schemas.microsoft.com/office/drawing/2015/9/8/chartex" xmlns:cx2="http://schemas.microsoft.com/office/drawing/2015/10/21/chartex" xmlns:cx3="http://schemas.microsoft.com/office/drawing/2016/5/9/chartex" xmlns:cx4="http://schemas.microsoft.com/office/drawing/2016/5/10/chartex" xmlns:cx5="http://schemas.microsoft.com/office/drawing/2016/5/11/chartex" xmlns:cx6="http://schemas.microsoft.com/office/drawing/2016/5/12/chartex" xmlns:cx7="http://schemas.microsoft.com/office/drawing/2016/5/13/chartex" xmlns:cx8="http://schemas.microsoft.com/office/drawing/2016/5/14/chartex" xmlns:mc="http://schemas.openxmlformats.org/markup-compatibility/2006" xmlns:aink="http://schemas.microsoft.com/office/drawing/2016/ink" xmlns:am3d="http://schemas.microsoft.com/office/drawing/2017/model3d" xmlns:o="urn:schemas-microsoft-com:office:office" xmlns:oel="http://schemas.microsoft.com/office/2019/extlst" xmlns:r="http://schemas.openxmlformats.org/officeDocument/2006/relationships" xmlns:m="http://schemas.openxmlformats.org/officeDocument/2006/math" xmlns:v="urn:schemas-microsoft-com:vml" xmlns:wp14="http://schemas.microsoft.com/office/word/2010/wordprocessingDrawing" xmlns:wp="http://schemas.openxmlformats.org/drawingml/2006/wordprocessingDrawing" xmlns:w10="urn:schemas-microsoft-com:office:word" xmlns:w="http://schemas.openxmlformats.org/wordprocessingml/2006/main" xmlns:w14="http://schemas.microsoft.com/office/word/2010/wordml" xmlns:w15="http://schemas.microsoft.com/office/word/2012/wordml" xmlns:w16cex="http://schemas.microsoft.com/office/word/2018/wordml/cex" xmlns:w16cid="http://schemas.microsoft.com/office/word/2016/wordml/cid" xmlns:w16="http://schemas.microsoft.com/office/word/2018/wordml" xmlns:w16du="http://schemas.microsoft.com/office/word/2023/wordml/word16du" xmlns:w16sdtdh="http://schemas.microsoft.com/office/word/2020/wordml/sdtdatahash" xmlns:w16sdtfl="http://schemas.microsoft.com/office/word/2024/wordml/sdtformatlock" xmlns:w16se="http://schemas.microsoft.com/office/word/2015/wordml/symex" xmlns:wpg="http://schemas.microsoft.com/office/word/2010/wordprocessingGroup" xmlns:wpi="http://schemas.microsoft.com/office/word/2010/wordprocessingInk" xmlns:wne="http://schemas.microsoft.com/office/word/2006/wordml" xmlns:wps="http://schemas.microsoft.com/office/word/2010/wordprocessingShape" mc:Ignorable="w14 w15 w16se w16cid w16 w16cex w16sdtdh w16sdtfl w16du wp14">
   <w:footnote w:type="separator" w:id="-1">
     <w:p>
       <w:pPr>
@@ -3745,11 +4214,11 @@
 </file>
 
 <file path=word/styles.xml><?xml version="1.0" encoding="utf-8"?>
-<w:styles xmlns:mc="http://schemas.openxmlformats.org/markup-compatibility/2006" xmlns:r="http://schemas.openxmlformats.org/officeDocument/2006/relationships" xmlns:w="http://schemas.openxmlformats.org/wordprocessingml/2006/main" xmlns:w14="http://schemas.microsoft.com/office/word/2010/wordml" xmlns:w15="http://schemas.microsoft.com/office/word/2012/wordml" xmlns:w16cex="http://schemas.microsoft.com/office/word/2018/wordml/cex" xmlns:w16cid="http://schemas.microsoft.com/office/word/2016/wordml/cid" xmlns:w16="http://schemas.microsoft.com/office/word/2018/wordml" xmlns:w16sdtdh="http://schemas.microsoft.com/office/word/2020/wordml/sdtdatahash" xmlns:w16se="http://schemas.microsoft.com/office/word/2015/wordml/symex" mc:Ignorable="w14 w15 w16se w16cid w16 w16cex w16sdtdh">
+<w:styles xmlns:mc="http://schemas.openxmlformats.org/markup-compatibility/2006" xmlns:r="http://schemas.openxmlformats.org/officeDocument/2006/relationships" xmlns:w="http://schemas.openxmlformats.org/wordprocessingml/2006/main" xmlns:w14="http://schemas.microsoft.com/office/word/2010/wordml" xmlns:w15="http://schemas.microsoft.com/office/word/2012/wordml" xmlns:w16cex="http://schemas.microsoft.com/office/word/2018/wordml/cex" xmlns:w16cid="http://schemas.microsoft.com/office/word/2016/wordml/cid" xmlns:w16="http://schemas.microsoft.com/office/word/2018/wordml" xmlns:w16du="http://schemas.microsoft.com/office/word/2023/wordml/word16du" xmlns:w16sdtdh="http://schemas.microsoft.com/office/word/2020/wordml/sdtdatahash" xmlns:w16sdtfl="http://schemas.microsoft.com/office/word/2024/wordml/sdtformatlock" xmlns:w16se="http://schemas.microsoft.com/office/word/2015/wordml/symex" mc:Ignorable="w14 w15 w16se w16cid w16 w16cex w16sdtdh w16sdtfl w16du">
   <w:docDefaults>
     <w:rPrDefault>
       <w:rPr>
-        <w:rFonts w:asciiTheme="minorHAnsi" w:eastAsiaTheme="minorHAnsi" w:hAnsiTheme="minorHAnsi" w:cstheme="minorBidi"/>
+        <w:rFonts w:asciiTheme="minorHAnsi" w:eastAsiaTheme="minorEastAsia" w:hAnsiTheme="minorHAnsi" w:cstheme="minorBidi"/>
         <w:sz w:val="22"/>
         <w:szCs w:val="22"/>
         <w:lang w:val="en-FI" w:eastAsia="en-US" w:bidi="ar-SA"/>
